--- a/Hill/Files/Тестовые сценарии (ПР 7.2).docx
+++ b/Hill/Files/Тестовые сценарии (ПР 7.2).docx
@@ -576,7 +576,29 @@
                 <w:sz w:val="20"/>
                 <w:lang w:eastAsia="en-AU"/>
               </w:rPr>
-              <w:t>.05.2026-05.05.2026</w:t>
+              <w:t>.05.2026-0</w:t>
+            </w:r>
+            <w:r>
+              <w:rPr>
+                <w:rFonts w:ascii="Microsoft YaHei" w:eastAsia="Microsoft YaHei" w:hAnsi="Microsoft YaHei" w:cs="Arial"/>
+                <w:b/>
+                <w:bCs/>
+                <w:color w:val="auto"/>
+                <w:sz w:val="20"/>
+                <w:lang w:eastAsia="en-AU"/>
+              </w:rPr>
+              <w:t>6</w:t>
+            </w:r>
+            <w:r>
+              <w:rPr>
+                <w:rFonts w:ascii="Microsoft YaHei" w:eastAsia="Microsoft YaHei" w:hAnsi="Microsoft YaHei" w:cs="Arial"/>
+                <w:b/>
+                <w:bCs/>
+                <w:color w:val="auto"/>
+                <w:sz w:val="20"/>
+                <w:lang w:eastAsia="en-AU"/>
+              </w:rPr>
+              <w:t>.05.2026</w:t>
             </w:r>
           </w:p>
         </w:tc>
@@ -2065,6 +2087,7 @@
                 <w:lang w:eastAsia="en-AU"/>
               </w:rPr>
             </w:pPr>
+            <w:proofErr w:type="spellStart"/>
             <w:r>
               <w:rPr>
                 <w:rFonts w:ascii="Microsoft YaHei" w:eastAsia="Microsoft YaHei" w:hAnsi="Microsoft YaHei" w:cs="Arial" w:hint="eastAsia"/>
@@ -2074,18 +2097,30 @@
                 <w:szCs w:val="18"/>
                 <w:lang w:val="en-AU" w:eastAsia="en-AU"/>
               </w:rPr>
-              <w:t> </w:t>
-            </w:r>
-            <w:r>
-              <w:rPr>
-                <w:rFonts w:ascii="Microsoft YaHei" w:eastAsia="Microsoft YaHei" w:hAnsi="Microsoft YaHei" w:cs="Arial" w:hint="eastAsia"/>
-                <w:b/>
-                <w:bCs/>
-                <w:sz w:val="18"/>
-                <w:szCs w:val="18"/>
-                <w:lang w:eastAsia="en-AU"/>
-              </w:rPr>
-              <w:t>-</w:t>
+              <w:t>Система</w:t>
+            </w:r>
+            <w:proofErr w:type="spellEnd"/>
+            <w:r>
+              <w:rPr>
+                <w:rFonts w:ascii="Microsoft YaHei" w:eastAsia="Microsoft YaHei" w:hAnsi="Microsoft YaHei" w:cs="Arial" w:hint="eastAsia"/>
+                <w:b/>
+                <w:bCs/>
+                <w:sz w:val="18"/>
+                <w:szCs w:val="18"/>
+                <w:lang w:val="en-AU" w:eastAsia="en-AU"/>
+              </w:rPr>
+              <w:t xml:space="preserve"> </w:t>
+            </w:r>
+            <w:r>
+              <w:rPr>
+                <w:rFonts w:ascii="Microsoft YaHei" w:eastAsia="Microsoft YaHei" w:hAnsi="Microsoft YaHei" w:cs="Arial"/>
+                <w:b/>
+                <w:bCs/>
+                <w:sz w:val="18"/>
+                <w:szCs w:val="18"/>
+                <w:lang w:eastAsia="en-AU"/>
+              </w:rPr>
+              <w:t>отобразила «ББ»</w:t>
             </w:r>
           </w:p>
         </w:tc>
@@ -2175,7 +2210,7 @@
                 <w:szCs w:val="18"/>
                 <w:lang w:eastAsia="en-AU"/>
               </w:rPr>
-              <w:t>-</w:t>
+              <w:t>Успешно</w:t>
             </w:r>
           </w:p>
         </w:tc>
@@ -2490,19 +2525,18 @@
               <w:spacing w:after="0" w:line="240" w:lineRule="auto"/>
               <w:rPr>
                 <w:rFonts w:ascii="Microsoft YaHei" w:eastAsia="Microsoft YaHei" w:hAnsi="Microsoft YaHei" w:cs="Arial"/>
-                <w:color w:val="auto"/>
-                <w:sz w:val="18"/>
-                <w:szCs w:val="18"/>
-                <w:lang w:eastAsia="en-AU"/>
-              </w:rPr>
-            </w:pPr>
-            <w:r>
-              <w:rPr>
-                <w:rFonts w:ascii="Microsoft YaHei" w:eastAsia="Microsoft YaHei" w:hAnsi="Microsoft YaHei" w:cs="Arial" w:hint="eastAsia"/>
                 <w:sz w:val="18"/>
                 <w:szCs w:val="18"/>
                 <w:lang w:val="en-AU" w:eastAsia="en-AU"/>
               </w:rPr>
+            </w:pPr>
+            <w:r>
+              <w:rPr>
+                <w:rFonts w:ascii="Microsoft YaHei" w:eastAsia="Microsoft YaHei" w:hAnsi="Microsoft YaHei" w:cs="Arial" w:hint="eastAsia"/>
+                <w:sz w:val="18"/>
+                <w:szCs w:val="18"/>
+                <w:lang w:val="en-AU" w:eastAsia="en-AU"/>
+              </w:rPr>
               <w:t> </w:t>
             </w:r>
             <w:r>
@@ -2510,10 +2544,68 @@
                 <w:rFonts w:ascii="Microsoft YaHei" w:eastAsia="Microsoft YaHei" w:hAnsi="Microsoft YaHei" w:cs="Arial"/>
                 <w:sz w:val="18"/>
                 <w:szCs w:val="18"/>
-                <w:lang w:eastAsia="en-AU"/>
-              </w:rPr>
-              <w:t>-</w:t>
-            </w:r>
+                <w:lang w:val="en-AU" w:eastAsia="en-AU"/>
+              </w:rPr>
+              <w:drawing>
+                <wp:inline distT="0" distB="0" distL="0" distR="0" wp14:anchorId="49BA423E" wp14:editId="098C23D6">
+                  <wp:extent cx="4636135" cy="1762125"/>
+                  <wp:effectExtent l="0" t="0" r="0" b="9525"/>
+                  <wp:docPr id="1" name="Рисунок 1"/>
+                  <wp:cNvGraphicFramePr>
+                    <a:graphicFrameLocks xmlns:a="http://schemas.openxmlformats.org/drawingml/2006/main" noChangeAspect="1"/>
+                  </wp:cNvGraphicFramePr>
+                  <a:graphic xmlns:a="http://schemas.openxmlformats.org/drawingml/2006/main">
+                    <a:graphicData uri="http://schemas.openxmlformats.org/drawingml/2006/picture">
+                      <pic:pic xmlns:pic="http://schemas.openxmlformats.org/drawingml/2006/picture">
+                        <pic:nvPicPr>
+                          <pic:cNvPr id="1" name=""/>
+                          <pic:cNvPicPr/>
+                        </pic:nvPicPr>
+                        <pic:blipFill>
+                          <a:blip r:embed="rId7"/>
+                          <a:stretch>
+                            <a:fillRect/>
+                          </a:stretch>
+                        </pic:blipFill>
+                        <pic:spPr>
+                          <a:xfrm>
+                            <a:off x="0" y="0"/>
+                            <a:ext cx="4636135" cy="1762125"/>
+                          </a:xfrm>
+                          <a:prstGeom prst="rect">
+                            <a:avLst/>
+                          </a:prstGeom>
+                        </pic:spPr>
+                      </pic:pic>
+                    </a:graphicData>
+                  </a:graphic>
+                </wp:inline>
+              </w:drawing>
+            </w:r>
+          </w:p>
+          <w:p>
+            <w:pPr>
+              <w:spacing w:after="0" w:line="240" w:lineRule="auto"/>
+              <w:rPr>
+                <w:rFonts w:ascii="Microsoft YaHei" w:eastAsia="Microsoft YaHei" w:hAnsi="Microsoft YaHei" w:cs="Arial"/>
+                <w:color w:val="auto"/>
+                <w:sz w:val="18"/>
+                <w:szCs w:val="18"/>
+                <w:lang w:eastAsia="en-AU"/>
+              </w:rPr>
+            </w:pPr>
+          </w:p>
+          <w:p>
+            <w:pPr>
+              <w:spacing w:after="0" w:line="240" w:lineRule="auto"/>
+              <w:rPr>
+                <w:rFonts w:ascii="Microsoft YaHei" w:eastAsia="Microsoft YaHei" w:hAnsi="Microsoft YaHei" w:cs="Arial"/>
+                <w:color w:val="auto"/>
+                <w:sz w:val="18"/>
+                <w:szCs w:val="18"/>
+                <w:lang w:eastAsia="en-AU"/>
+              </w:rPr>
+            </w:pPr>
           </w:p>
         </w:tc>
       </w:tr>
@@ -2535,6 +2627,7 @@
           <w:szCs w:val="18"/>
           <w:lang w:val="ru-RU"/>
         </w:rPr>
+        <w:lastRenderedPageBreak/>
         <w:t>Тестовый</w:t>
       </w:r>
       <w:proofErr w:type="spellEnd"/>
@@ -3660,7 +3753,6 @@
                 <w:szCs w:val="18"/>
                 <w:lang w:eastAsia="en-AU"/>
               </w:rPr>
-              <w:lastRenderedPageBreak/>
               <w:t>Тестовые</w:t>
             </w:r>
             <w:proofErr w:type="spellEnd"/>
@@ -4079,7 +4171,62 @@
                 <w:szCs w:val="18"/>
                 <w:lang w:eastAsia="en-AU"/>
               </w:rPr>
-              <w:t>-</w:t>
+              <w:t>Система отобра</w:t>
+            </w:r>
+            <w:r>
+              <w:rPr>
+                <w:rFonts w:ascii="Microsoft YaHei" w:eastAsia="Microsoft YaHei" w:hAnsi="Microsoft YaHei" w:cs="Arial"/>
+                <w:b/>
+                <w:bCs/>
+                <w:sz w:val="18"/>
+                <w:szCs w:val="18"/>
+                <w:lang w:eastAsia="en-AU"/>
+              </w:rPr>
+              <w:t>зила</w:t>
+            </w:r>
+            <w:r>
+              <w:rPr>
+                <w:rFonts w:ascii="Microsoft YaHei" w:eastAsia="Microsoft YaHei" w:hAnsi="Microsoft YaHei" w:cs="Arial"/>
+                <w:b/>
+                <w:bCs/>
+                <w:sz w:val="18"/>
+                <w:szCs w:val="18"/>
+                <w:lang w:eastAsia="en-AU"/>
+              </w:rPr>
+              <w:t xml:space="preserve"> </w:t>
+            </w:r>
+            <w:r>
+              <w:rPr>
+                <w:rFonts w:ascii="Microsoft YaHei" w:eastAsia="Microsoft YaHei" w:hAnsi="Microsoft YaHei" w:cs="Arial"/>
+                <w:b/>
+                <w:bCs/>
+                <w:sz w:val="18"/>
+                <w:szCs w:val="18"/>
+                <w:lang w:eastAsia="en-AU"/>
+              </w:rPr>
+              <w:t>«</w:t>
+            </w:r>
+            <w:r>
+              <w:rPr>
+                <w:rFonts w:ascii="Microsoft YaHei" w:eastAsia="Microsoft YaHei" w:hAnsi="Microsoft YaHei" w:cs="Arial"/>
+                <w:b/>
+                <w:bCs/>
+                <w:sz w:val="18"/>
+                <w:szCs w:val="18"/>
+                <w:lang w:eastAsia="en-AU"/>
+              </w:rPr>
+              <w:t>ПР</w:t>
+            </w:r>
+            <w:r>
+              <w:rPr>
+                <w:rFonts w:ascii="Microsoft YaHei" w:eastAsia="Microsoft YaHei" w:hAnsi="Microsoft YaHei" w:cs="Arial"/>
+                <w:b/>
+                <w:bCs/>
+                <w:sz w:val="18"/>
+                <w:szCs w:val="18"/>
+                <w:lang w:eastAsia="en-AU"/>
+              </w:rPr>
+              <w:t>»</w:t>
             </w:r>
           </w:p>
         </w:tc>
@@ -4159,6 +4306,7 @@
                 <w:lang w:val="en-AU" w:eastAsia="en-AU"/>
               </w:rPr>
             </w:pPr>
+            <w:proofErr w:type="spellStart"/>
             <w:r>
               <w:rPr>
                 <w:rFonts w:ascii="Microsoft YaHei" w:eastAsia="Microsoft YaHei" w:hAnsi="Microsoft YaHei" w:cs="Arial" w:hint="eastAsia"/>
@@ -4168,8 +4316,9 @@
                 <w:szCs w:val="18"/>
                 <w:lang w:val="en-AU" w:eastAsia="en-AU"/>
               </w:rPr>
-              <w:t>-</w:t>
-            </w:r>
+              <w:t>Успешно</w:t>
+            </w:r>
+            <w:proofErr w:type="spellEnd"/>
           </w:p>
         </w:tc>
       </w:tr>
@@ -4580,7 +4729,41 @@
                 <w:szCs w:val="18"/>
                 <w:lang w:eastAsia="en-AU"/>
               </w:rPr>
-              <w:t>-</w:t>
+              <w:drawing>
+                <wp:inline distT="0" distB="0" distL="0" distR="0" wp14:anchorId="64F839E2" wp14:editId="1825D365">
+                  <wp:extent cx="4636135" cy="1590675"/>
+                  <wp:effectExtent l="0" t="0" r="0" b="9525"/>
+                  <wp:docPr id="2" name="Рисунок 2"/>
+                  <wp:cNvGraphicFramePr>
+                    <a:graphicFrameLocks xmlns:a="http://schemas.openxmlformats.org/drawingml/2006/main" noChangeAspect="1"/>
+                  </wp:cNvGraphicFramePr>
+                  <a:graphic xmlns:a="http://schemas.openxmlformats.org/drawingml/2006/main">
+                    <a:graphicData uri="http://schemas.openxmlformats.org/drawingml/2006/picture">
+                      <pic:pic xmlns:pic="http://schemas.openxmlformats.org/drawingml/2006/picture">
+                        <pic:nvPicPr>
+                          <pic:cNvPr id="1" name=""/>
+                          <pic:cNvPicPr/>
+                        </pic:nvPicPr>
+                        <pic:blipFill>
+                          <a:blip r:embed="rId8"/>
+                          <a:stretch>
+                            <a:fillRect/>
+                          </a:stretch>
+                        </pic:blipFill>
+                        <pic:spPr>
+                          <a:xfrm>
+                            <a:off x="0" y="0"/>
+                            <a:ext cx="4636135" cy="1590675"/>
+                          </a:xfrm>
+                          <a:prstGeom prst="rect">
+                            <a:avLst/>
+                          </a:prstGeom>
+                        </pic:spPr>
+                      </pic:pic>
+                    </a:graphicData>
+                  </a:graphic>
+                </wp:inline>
+              </w:drawing>
             </w:r>
           </w:p>
         </w:tc>
@@ -6064,7 +6247,51 @@
                 <w:szCs w:val="18"/>
                 <w:lang w:eastAsia="en-AU"/>
               </w:rPr>
-              <w:t>-</w:t>
+              <w:t>В поле с результатом появ</w:t>
+            </w:r>
+            <w:r>
+              <w:rPr>
+                <w:rFonts w:ascii="Microsoft YaHei" w:eastAsia="Microsoft YaHei" w:hAnsi="Microsoft YaHei" w:cs="Arial"/>
+                <w:b/>
+                <w:bCs/>
+                <w:sz w:val="18"/>
+                <w:szCs w:val="18"/>
+                <w:lang w:eastAsia="en-AU"/>
+              </w:rPr>
+              <w:t>ился</w:t>
+            </w:r>
+            <w:r>
+              <w:rPr>
+                <w:rFonts w:ascii="Microsoft YaHei" w:eastAsia="Microsoft YaHei" w:hAnsi="Microsoft YaHei" w:cs="Arial"/>
+                <w:b/>
+                <w:bCs/>
+                <w:sz w:val="18"/>
+                <w:szCs w:val="18"/>
+                <w:lang w:eastAsia="en-AU"/>
+              </w:rPr>
+              <w:t xml:space="preserve"> текст об ошибке: «</w:t>
+            </w:r>
+            <w:r>
+              <w:rPr>
+                <w:rFonts w:ascii="Microsoft YaHei" w:eastAsia="Microsoft YaHei" w:hAnsi="Microsoft YaHei" w:cs="Arial"/>
+                <w:b/>
+                <w:bCs/>
+                <w:sz w:val="18"/>
+                <w:szCs w:val="18"/>
+                <w:lang w:eastAsia="en-AU"/>
+              </w:rPr>
+              <w:t>Длина текста должна быть кратна 2</w:t>
+            </w:r>
+            <w:r>
+              <w:rPr>
+                <w:rFonts w:ascii="Microsoft YaHei" w:eastAsia="Microsoft YaHei" w:hAnsi="Microsoft YaHei" w:cs="Arial"/>
+                <w:b/>
+                <w:bCs/>
+                <w:sz w:val="18"/>
+                <w:szCs w:val="18"/>
+                <w:lang w:eastAsia="en-AU"/>
+              </w:rPr>
+              <w:t>»</w:t>
             </w:r>
           </w:p>
         </w:tc>
@@ -6144,6 +6371,7 @@
                 <w:lang w:val="en-AU" w:eastAsia="en-AU"/>
               </w:rPr>
             </w:pPr>
+            <w:proofErr w:type="spellStart"/>
             <w:r>
               <w:rPr>
                 <w:rFonts w:ascii="Microsoft YaHei" w:eastAsia="Microsoft YaHei" w:hAnsi="Microsoft YaHei" w:cs="Arial" w:hint="eastAsia"/>
@@ -6153,8 +6381,9 @@
                 <w:szCs w:val="18"/>
                 <w:lang w:val="en-AU" w:eastAsia="en-AU"/>
               </w:rPr>
-              <w:t>-</w:t>
-            </w:r>
+              <w:t>Успешно</w:t>
+            </w:r>
+            <w:proofErr w:type="spellEnd"/>
           </w:p>
         </w:tc>
       </w:tr>
@@ -6463,12 +6692,54 @@
             </w:pPr>
             <w:r>
               <w:rPr>
-                <w:rFonts w:ascii="Microsoft YaHei" w:eastAsia="Microsoft YaHei" w:hAnsi="Microsoft YaHei" w:cs="Arial" w:hint="eastAsia"/>
-                <w:sz w:val="18"/>
-                <w:szCs w:val="18"/>
-                <w:lang w:eastAsia="en-AU"/>
-              </w:rPr>
-              <w:t>-</w:t>
+                <w:rFonts w:ascii="Microsoft YaHei" w:eastAsia="Microsoft YaHei" w:hAnsi="Microsoft YaHei" w:cs="Arial"/>
+                <w:color w:val="auto"/>
+                <w:sz w:val="18"/>
+                <w:szCs w:val="18"/>
+                <w:lang w:eastAsia="en-AU"/>
+              </w:rPr>
+              <w:drawing>
+                <wp:inline distT="0" distB="0" distL="0" distR="0" wp14:anchorId="01842786" wp14:editId="22CD3830">
+                  <wp:extent cx="4636135" cy="1692910"/>
+                  <wp:effectExtent l="0" t="0" r="0" b="2540"/>
+                  <wp:docPr id="3" name="Рисунок 3"/>
+                  <wp:cNvGraphicFramePr>
+                    <a:graphicFrameLocks xmlns:a="http://schemas.openxmlformats.org/drawingml/2006/main" noChangeAspect="1"/>
+                  </wp:cNvGraphicFramePr>
+                  <a:graphic xmlns:a="http://schemas.openxmlformats.org/drawingml/2006/main">
+                    <a:graphicData uri="http://schemas.openxmlformats.org/drawingml/2006/picture">
+                      <pic:pic xmlns:pic="http://schemas.openxmlformats.org/drawingml/2006/picture">
+                        <pic:nvPicPr>
+                          <pic:cNvPr id="1" name=""/>
+                          <pic:cNvPicPr/>
+                        </pic:nvPicPr>
+                        <pic:blipFill rotWithShape="1">
+                          <a:blip r:embed="rId9"/>
+                          <a:srcRect t="17231"/>
+                          <a:stretch/>
+                        </pic:blipFill>
+                        <pic:spPr bwMode="auto">
+                          <a:xfrm>
+                            <a:off x="0" y="0"/>
+                            <a:ext cx="4636135" cy="1692910"/>
+                          </a:xfrm>
+                          <a:prstGeom prst="rect">
+                            <a:avLst/>
+                          </a:prstGeom>
+                          <a:ln>
+                            <a:noFill/>
+                          </a:ln>
+                          <a:extLst>
+                            <a:ext uri="{53640926-AAD7-44D8-BBD7-CCE9431645EC}">
+                              <a14:shadowObscured xmlns:a14="http://schemas.microsoft.com/office/drawing/2010/main"/>
+                            </a:ext>
+                          </a:extLst>
+                        </pic:spPr>
+                      </pic:pic>
+                    </a:graphicData>
+                  </a:graphic>
+                </wp:inline>
+              </w:drawing>
             </w:r>
           </w:p>
         </w:tc>
@@ -7922,7 +8193,117 @@
                 <w:szCs w:val="18"/>
                 <w:lang w:eastAsia="en-AU"/>
               </w:rPr>
-              <w:t>-</w:t>
+              <w:t>В поле с результатом появ</w:t>
+            </w:r>
+            <w:r>
+              <w:rPr>
+                <w:rFonts w:ascii="Microsoft YaHei" w:eastAsia="Microsoft YaHei" w:hAnsi="Microsoft YaHei" w:cs="Arial"/>
+                <w:b/>
+                <w:bCs/>
+                <w:sz w:val="18"/>
+                <w:szCs w:val="18"/>
+                <w:lang w:eastAsia="en-AU"/>
+              </w:rPr>
+              <w:t>ился</w:t>
+            </w:r>
+            <w:r>
+              <w:rPr>
+                <w:rFonts w:ascii="Microsoft YaHei" w:eastAsia="Microsoft YaHei" w:hAnsi="Microsoft YaHei" w:cs="Arial"/>
+                <w:b/>
+                <w:bCs/>
+                <w:sz w:val="18"/>
+                <w:szCs w:val="18"/>
+                <w:lang w:eastAsia="en-AU"/>
+              </w:rPr>
+              <w:t xml:space="preserve"> текст об ошибке</w:t>
+            </w:r>
+            <w:r>
+              <w:rPr>
+                <w:rFonts w:ascii="Microsoft YaHei" w:eastAsia="Microsoft YaHei" w:hAnsi="Microsoft YaHei" w:cs="Arial"/>
+                <w:b/>
+                <w:bCs/>
+                <w:sz w:val="18"/>
+                <w:szCs w:val="18"/>
+                <w:lang w:eastAsia="en-AU"/>
+              </w:rPr>
+              <w:t xml:space="preserve">: </w:t>
+            </w:r>
+            <w:r>
+              <w:rPr>
+                <w:rFonts w:ascii="Microsoft YaHei" w:eastAsia="Microsoft YaHei" w:hAnsi="Microsoft YaHei" w:cs="Arial"/>
+                <w:b/>
+                <w:bCs/>
+                <w:sz w:val="18"/>
+                <w:szCs w:val="18"/>
+                <w:lang w:eastAsia="en-AU"/>
+              </w:rPr>
+              <w:t>«</w:t>
+            </w:r>
+            <w:r>
+              <w:rPr>
+                <w:rFonts w:ascii="Microsoft YaHei" w:eastAsia="Microsoft YaHei" w:hAnsi="Microsoft YaHei" w:cs="Arial"/>
+                <w:b/>
+                <w:bCs/>
+                <w:sz w:val="18"/>
+                <w:szCs w:val="18"/>
+                <w:lang w:eastAsia="en-AU"/>
+              </w:rPr>
+              <w:t xml:space="preserve">Ключевая матрица необратима </w:t>
+            </w:r>
+            <w:r>
+              <w:rPr>
+                <w:rFonts w:ascii="Microsoft YaHei" w:eastAsia="Microsoft YaHei" w:hAnsi="Microsoft YaHei" w:cs="Arial"/>
+                <w:b/>
+                <w:bCs/>
+                <w:sz w:val="18"/>
+                <w:szCs w:val="18"/>
+                <w:lang w:eastAsia="en-AU"/>
+              </w:rPr>
+              <w:t>(</w:t>
+            </w:r>
+            <w:r>
+              <w:rPr>
+                <w:rFonts w:ascii="Microsoft YaHei" w:eastAsia="Microsoft YaHei" w:hAnsi="Microsoft YaHei" w:cs="Arial"/>
+                <w:b/>
+                <w:bCs/>
+                <w:sz w:val="18"/>
+                <w:szCs w:val="18"/>
+                <w:lang w:val="en-US" w:eastAsia="en-AU"/>
+              </w:rPr>
+              <w:t>det</w:t>
+            </w:r>
+            <w:r>
+              <w:rPr>
+                <w:rFonts w:ascii="Microsoft YaHei" w:eastAsia="Microsoft YaHei" w:hAnsi="Microsoft YaHei" w:cs="Arial"/>
+                <w:b/>
+                <w:bCs/>
+                <w:sz w:val="18"/>
+                <w:szCs w:val="18"/>
+                <w:lang w:eastAsia="en-AU"/>
+              </w:rPr>
+              <w:t xml:space="preserve"> = 0)</w:t>
+            </w:r>
+            <w:r>
+              <w:rPr>
+                <w:rFonts w:ascii="Microsoft YaHei" w:eastAsia="Microsoft YaHei" w:hAnsi="Microsoft YaHei" w:cs="Arial"/>
+                <w:b/>
+                <w:bCs/>
+                <w:sz w:val="18"/>
+                <w:szCs w:val="18"/>
+                <w:lang w:eastAsia="en-AU"/>
+              </w:rPr>
+              <w:t>)</w:t>
+            </w:r>
+            <w:r>
+              <w:rPr>
+                <w:rFonts w:ascii="Microsoft YaHei" w:eastAsia="Microsoft YaHei" w:hAnsi="Microsoft YaHei" w:cs="Arial"/>
+                <w:b/>
+                <w:bCs/>
+                <w:sz w:val="18"/>
+                <w:szCs w:val="18"/>
+                <w:lang w:eastAsia="en-AU"/>
+              </w:rPr>
+              <w:t>»</w:t>
             </w:r>
           </w:p>
         </w:tc>
@@ -8002,6 +8383,7 @@
                 <w:lang w:val="en-AU" w:eastAsia="en-AU"/>
               </w:rPr>
             </w:pPr>
+            <w:proofErr w:type="spellStart"/>
             <w:r>
               <w:rPr>
                 <w:rFonts w:ascii="Microsoft YaHei" w:eastAsia="Microsoft YaHei" w:hAnsi="Microsoft YaHei" w:cs="Arial" w:hint="eastAsia"/>
@@ -8011,8 +8393,9 @@
                 <w:szCs w:val="18"/>
                 <w:lang w:val="en-AU" w:eastAsia="en-AU"/>
               </w:rPr>
-              <w:t>-</w:t>
-            </w:r>
+              <w:t>Успешно</w:t>
+            </w:r>
+            <w:proofErr w:type="spellEnd"/>
           </w:p>
         </w:tc>
       </w:tr>
@@ -8324,14 +8707,49 @@
             </w:pPr>
             <w:r>
               <w:rPr>
-                <w:rFonts w:ascii="Microsoft YaHei" w:eastAsia="Microsoft YaHei" w:hAnsi="Microsoft YaHei" w:cs="Arial" w:hint="eastAsia"/>
-                <w:b/>
-                <w:bCs/>
-                <w:sz w:val="18"/>
-                <w:szCs w:val="18"/>
-                <w:lang w:eastAsia="en-AU"/>
-              </w:rPr>
-              <w:t>-</w:t>
+                <w:rFonts w:ascii="Microsoft YaHei" w:eastAsia="Microsoft YaHei" w:hAnsi="Microsoft YaHei" w:cs="Arial"/>
+                <w:b/>
+                <w:bCs/>
+                <w:color w:val="auto"/>
+                <w:sz w:val="18"/>
+                <w:szCs w:val="18"/>
+                <w:lang w:eastAsia="en-AU"/>
+              </w:rPr>
+              <w:drawing>
+                <wp:inline distT="0" distB="0" distL="0" distR="0" wp14:anchorId="08460DB5" wp14:editId="02889C1E">
+                  <wp:extent cx="4636135" cy="1623060"/>
+                  <wp:effectExtent l="0" t="0" r="0" b="0"/>
+                  <wp:docPr id="4" name="Рисунок 4"/>
+                  <wp:cNvGraphicFramePr>
+                    <a:graphicFrameLocks xmlns:a="http://schemas.openxmlformats.org/drawingml/2006/main" noChangeAspect="1"/>
+                  </wp:cNvGraphicFramePr>
+                  <a:graphic xmlns:a="http://schemas.openxmlformats.org/drawingml/2006/main">
+                    <a:graphicData uri="http://schemas.openxmlformats.org/drawingml/2006/picture">
+                      <pic:pic xmlns:pic="http://schemas.openxmlformats.org/drawingml/2006/picture">
+                        <pic:nvPicPr>
+                          <pic:cNvPr id="1" name=""/>
+                          <pic:cNvPicPr/>
+                        </pic:nvPicPr>
+                        <pic:blipFill>
+                          <a:blip r:embed="rId10"/>
+                          <a:stretch>
+                            <a:fillRect/>
+                          </a:stretch>
+                        </pic:blipFill>
+                        <pic:spPr>
+                          <a:xfrm>
+                            <a:off x="0" y="0"/>
+                            <a:ext cx="4636135" cy="1623060"/>
+                          </a:xfrm>
+                          <a:prstGeom prst="rect">
+                            <a:avLst/>
+                          </a:prstGeom>
+                        </pic:spPr>
+                      </pic:pic>
+                    </a:graphicData>
+                  </a:graphic>
+                </wp:inline>
+              </w:drawing>
             </w:r>
           </w:p>
         </w:tc>
@@ -9796,18 +10214,7 @@
                 <w:szCs w:val="18"/>
                 <w:lang w:eastAsia="en-AU"/>
               </w:rPr>
-              <w:t xml:space="preserve">, </w:t>
-            </w:r>
-            <w:r>
-              <w:rPr>
-                <w:rFonts w:ascii="Microsoft YaHei" w:eastAsia="Microsoft YaHei" w:hAnsi="Microsoft YaHei" w:cs="Arial"/>
-                <w:b/>
-                <w:bCs/>
-                <w:sz w:val="18"/>
-                <w:szCs w:val="18"/>
-                <w:lang w:eastAsia="en-AU"/>
-              </w:rPr>
-              <w:t>3</w:t>
+              <w:t>, 3</w:t>
             </w:r>
             <w:r>
               <w:rPr>
@@ -9967,7 +10374,132 @@
                 <w:szCs w:val="18"/>
                 <w:lang w:eastAsia="en-AU"/>
               </w:rPr>
-              <w:t>-</w:t>
+              <w:t>В поле с результатом появ</w:t>
+            </w:r>
+            <w:r>
+              <w:rPr>
+                <w:rFonts w:ascii="Microsoft YaHei" w:eastAsia="Microsoft YaHei" w:hAnsi="Microsoft YaHei" w:cs="Arial"/>
+                <w:b/>
+                <w:bCs/>
+                <w:sz w:val="18"/>
+                <w:szCs w:val="18"/>
+                <w:lang w:eastAsia="en-AU"/>
+              </w:rPr>
+              <w:t>ился</w:t>
+            </w:r>
+            <w:r>
+              <w:rPr>
+                <w:rFonts w:ascii="Microsoft YaHei" w:eastAsia="Microsoft YaHei" w:hAnsi="Microsoft YaHei" w:cs="Arial"/>
+                <w:b/>
+                <w:bCs/>
+                <w:sz w:val="18"/>
+                <w:szCs w:val="18"/>
+                <w:lang w:eastAsia="en-AU"/>
+              </w:rPr>
+              <w:t xml:space="preserve"> текст об ошибке</w:t>
+            </w:r>
+            <w:r>
+              <w:rPr>
+                <w:rFonts w:ascii="Microsoft YaHei" w:eastAsia="Microsoft YaHei" w:hAnsi="Microsoft YaHei" w:cs="Arial"/>
+                <w:b/>
+                <w:bCs/>
+                <w:sz w:val="18"/>
+                <w:szCs w:val="18"/>
+                <w:lang w:eastAsia="en-AU"/>
+              </w:rPr>
+              <w:t xml:space="preserve">: </w:t>
+            </w:r>
+            <w:r>
+              <w:rPr>
+                <w:rFonts w:ascii="Microsoft YaHei" w:eastAsia="Microsoft YaHei" w:hAnsi="Microsoft YaHei" w:cs="Arial"/>
+                <w:b/>
+                <w:bCs/>
+                <w:sz w:val="18"/>
+                <w:szCs w:val="18"/>
+                <w:lang w:eastAsia="en-AU"/>
+              </w:rPr>
+              <w:t>«</w:t>
+            </w:r>
+            <w:r>
+              <w:rPr>
+                <w:rFonts w:ascii="Microsoft YaHei" w:eastAsia="Microsoft YaHei" w:hAnsi="Microsoft YaHei" w:cs="Arial"/>
+                <w:b/>
+                <w:bCs/>
+                <w:sz w:val="18"/>
+                <w:szCs w:val="18"/>
+                <w:lang w:eastAsia="en-AU"/>
+              </w:rPr>
+              <w:t>Ключевая матрица необратима (</w:t>
+            </w:r>
+            <w:proofErr w:type="gramStart"/>
+            <w:r>
+              <w:rPr>
+                <w:rFonts w:ascii="Microsoft YaHei" w:eastAsia="Microsoft YaHei" w:hAnsi="Microsoft YaHei" w:cs="Arial"/>
+                <w:b/>
+                <w:bCs/>
+                <w:sz w:val="18"/>
+                <w:szCs w:val="18"/>
+                <w:lang w:eastAsia="en-AU"/>
+              </w:rPr>
+              <w:t>НОД(</w:t>
+            </w:r>
+            <w:proofErr w:type="spellStart"/>
+            <w:proofErr w:type="gramEnd"/>
+            <w:r>
+              <w:rPr>
+                <w:rFonts w:ascii="Microsoft YaHei" w:eastAsia="Microsoft YaHei" w:hAnsi="Microsoft YaHei" w:cs="Arial"/>
+                <w:b/>
+                <w:bCs/>
+                <w:sz w:val="18"/>
+                <w:szCs w:val="18"/>
+                <w:lang w:eastAsia="en-AU"/>
+              </w:rPr>
+              <w:t>det</w:t>
+            </w:r>
+            <w:proofErr w:type="spellEnd"/>
+            <w:r>
+              <w:rPr>
+                <w:rFonts w:ascii="Microsoft YaHei" w:eastAsia="Microsoft YaHei" w:hAnsi="Microsoft YaHei" w:cs="Arial"/>
+                <w:b/>
+                <w:bCs/>
+                <w:sz w:val="18"/>
+                <w:szCs w:val="18"/>
+                <w:lang w:eastAsia="en-AU"/>
+              </w:rPr>
+              <w:t>, 3</w:t>
+            </w:r>
+            <w:r>
+              <w:rPr>
+                <w:rFonts w:ascii="Microsoft YaHei" w:eastAsia="Microsoft YaHei" w:hAnsi="Microsoft YaHei" w:cs="Arial"/>
+                <w:b/>
+                <w:bCs/>
+                <w:sz w:val="18"/>
+                <w:szCs w:val="18"/>
+                <w:lang w:eastAsia="en-AU"/>
+              </w:rPr>
+              <w:t>3</w:t>
+            </w:r>
+            <w:r>
+              <w:rPr>
+                <w:rFonts w:ascii="Microsoft YaHei" w:eastAsia="Microsoft YaHei" w:hAnsi="Microsoft YaHei" w:cs="Arial"/>
+                <w:b/>
+                <w:bCs/>
+                <w:sz w:val="18"/>
+                <w:szCs w:val="18"/>
+                <w:lang w:eastAsia="en-AU"/>
+              </w:rPr>
+              <w:t>) != 1)</w:t>
+            </w:r>
+            <w:r>
+              <w:rPr>
+                <w:rFonts w:ascii="Microsoft YaHei" w:eastAsia="Microsoft YaHei" w:hAnsi="Microsoft YaHei" w:cs="Arial"/>
+                <w:b/>
+                <w:bCs/>
+                <w:sz w:val="18"/>
+                <w:szCs w:val="18"/>
+                <w:lang w:eastAsia="en-AU"/>
+              </w:rPr>
+              <w:t>»</w:t>
             </w:r>
           </w:p>
         </w:tc>
@@ -10047,6 +10579,7 @@
                 <w:lang w:val="en-AU" w:eastAsia="en-AU"/>
               </w:rPr>
             </w:pPr>
+            <w:proofErr w:type="spellStart"/>
             <w:r>
               <w:rPr>
                 <w:rFonts w:ascii="Microsoft YaHei" w:eastAsia="Microsoft YaHei" w:hAnsi="Microsoft YaHei" w:cs="Arial" w:hint="eastAsia"/>
@@ -10056,8 +10589,9 @@
                 <w:szCs w:val="18"/>
                 <w:lang w:val="en-AU" w:eastAsia="en-AU"/>
               </w:rPr>
-              <w:t>-</w:t>
-            </w:r>
+              <w:t>Успешно</w:t>
+            </w:r>
+            <w:proofErr w:type="spellEnd"/>
           </w:p>
         </w:tc>
       </w:tr>
@@ -10431,7 +10965,41 @@
                 <w:szCs w:val="18"/>
                 <w:lang w:eastAsia="en-AU"/>
               </w:rPr>
-              <w:t>-</w:t>
+              <w:drawing>
+                <wp:inline distT="0" distB="0" distL="0" distR="0" wp14:anchorId="17542CAC" wp14:editId="1342831D">
+                  <wp:extent cx="4636135" cy="1640840"/>
+                  <wp:effectExtent l="0" t="0" r="0" b="0"/>
+                  <wp:docPr id="5" name="Рисунок 5"/>
+                  <wp:cNvGraphicFramePr>
+                    <a:graphicFrameLocks xmlns:a="http://schemas.openxmlformats.org/drawingml/2006/main" noChangeAspect="1"/>
+                  </wp:cNvGraphicFramePr>
+                  <a:graphic xmlns:a="http://schemas.openxmlformats.org/drawingml/2006/main">
+                    <a:graphicData uri="http://schemas.openxmlformats.org/drawingml/2006/picture">
+                      <pic:pic xmlns:pic="http://schemas.openxmlformats.org/drawingml/2006/picture">
+                        <pic:nvPicPr>
+                          <pic:cNvPr id="1" name=""/>
+                          <pic:cNvPicPr/>
+                        </pic:nvPicPr>
+                        <pic:blipFill>
+                          <a:blip r:embed="rId11"/>
+                          <a:stretch>
+                            <a:fillRect/>
+                          </a:stretch>
+                        </pic:blipFill>
+                        <pic:spPr>
+                          <a:xfrm>
+                            <a:off x="0" y="0"/>
+                            <a:ext cx="4636135" cy="1640840"/>
+                          </a:xfrm>
+                          <a:prstGeom prst="rect">
+                            <a:avLst/>
+                          </a:prstGeom>
+                        </pic:spPr>
+                      </pic:pic>
+                    </a:graphicData>
+                  </a:graphic>
+                </wp:inline>
+              </w:drawing>
             </w:r>
           </w:p>
         </w:tc>
@@ -11709,29 +12277,7 @@
                 <w:szCs w:val="18"/>
                 <w:lang w:eastAsia="en-AU"/>
               </w:rPr>
-              <w:t>«</w:t>
-            </w:r>
-            <w:r>
-              <w:rPr>
-                <w:rFonts w:ascii="Microsoft YaHei" w:eastAsia="Microsoft YaHei" w:hAnsi="Microsoft YaHei" w:cs="Arial"/>
-                <w:b/>
-                <w:bCs/>
-                <w:sz w:val="18"/>
-                <w:szCs w:val="18"/>
-                <w:lang w:eastAsia="en-AU"/>
-              </w:rPr>
-              <w:t>Текст не может быть пустым</w:t>
-            </w:r>
-            <w:r>
-              <w:rPr>
-                <w:rFonts w:ascii="Microsoft YaHei" w:eastAsia="Microsoft YaHei" w:hAnsi="Microsoft YaHei" w:cs="Arial"/>
-                <w:b/>
-                <w:bCs/>
-                <w:sz w:val="18"/>
-                <w:szCs w:val="18"/>
-                <w:lang w:eastAsia="en-AU"/>
-              </w:rPr>
-              <w:t>»</w:t>
+              <w:t>«Текст не может быть пустым»</w:t>
             </w:r>
           </w:p>
         </w:tc>
@@ -11858,7 +12404,51 @@
                 <w:szCs w:val="18"/>
                 <w:lang w:eastAsia="en-AU"/>
               </w:rPr>
-              <w:t>-</w:t>
+              <w:t>В поле с результатом появ</w:t>
+            </w:r>
+            <w:r>
+              <w:rPr>
+                <w:rFonts w:ascii="Microsoft YaHei" w:eastAsia="Microsoft YaHei" w:hAnsi="Microsoft YaHei" w:cs="Arial"/>
+                <w:b/>
+                <w:bCs/>
+                <w:sz w:val="18"/>
+                <w:szCs w:val="18"/>
+                <w:lang w:eastAsia="en-AU"/>
+              </w:rPr>
+              <w:t xml:space="preserve">ился </w:t>
+            </w:r>
+            <w:r>
+              <w:rPr>
+                <w:rFonts w:ascii="Microsoft YaHei" w:eastAsia="Microsoft YaHei" w:hAnsi="Microsoft YaHei" w:cs="Arial"/>
+                <w:b/>
+                <w:bCs/>
+                <w:sz w:val="18"/>
+                <w:szCs w:val="18"/>
+                <w:lang w:eastAsia="en-AU"/>
+              </w:rPr>
+              <w:t>текст об ошибке</w:t>
+            </w:r>
+            <w:r>
+              <w:rPr>
+                <w:rFonts w:ascii="Microsoft YaHei" w:eastAsia="Microsoft YaHei" w:hAnsi="Microsoft YaHei" w:cs="Arial"/>
+                <w:b/>
+                <w:bCs/>
+                <w:sz w:val="18"/>
+                <w:szCs w:val="18"/>
+                <w:lang w:eastAsia="en-AU"/>
+              </w:rPr>
+              <w:t xml:space="preserve">: </w:t>
+            </w:r>
+            <w:r>
+              <w:rPr>
+                <w:rFonts w:ascii="Microsoft YaHei" w:eastAsia="Microsoft YaHei" w:hAnsi="Microsoft YaHei" w:cs="Arial"/>
+                <w:b/>
+                <w:bCs/>
+                <w:sz w:val="18"/>
+                <w:szCs w:val="18"/>
+                <w:lang w:eastAsia="en-AU"/>
+              </w:rPr>
+              <w:t>«Текст не может быть пустым»</w:t>
             </w:r>
           </w:p>
         </w:tc>
@@ -11938,6 +12528,7 @@
                 <w:lang w:val="en-AU" w:eastAsia="en-AU"/>
               </w:rPr>
             </w:pPr>
+            <w:proofErr w:type="spellStart"/>
             <w:r>
               <w:rPr>
                 <w:rFonts w:ascii="Microsoft YaHei" w:eastAsia="Microsoft YaHei" w:hAnsi="Microsoft YaHei" w:cs="Arial" w:hint="eastAsia"/>
@@ -11947,8 +12538,9 @@
                 <w:szCs w:val="18"/>
                 <w:lang w:val="en-AU" w:eastAsia="en-AU"/>
               </w:rPr>
-              <w:t>-</w:t>
-            </w:r>
+              <w:t>Успешно</w:t>
+            </w:r>
+            <w:proofErr w:type="spellEnd"/>
           </w:p>
         </w:tc>
       </w:tr>
@@ -12260,14 +12852,49 @@
             </w:pPr>
             <w:r>
               <w:rPr>
-                <w:rFonts w:ascii="Microsoft YaHei" w:eastAsia="Microsoft YaHei" w:hAnsi="Microsoft YaHei" w:cs="Arial" w:hint="eastAsia"/>
-                <w:b/>
-                <w:bCs/>
-                <w:sz w:val="18"/>
-                <w:szCs w:val="18"/>
-                <w:lang w:eastAsia="en-AU"/>
-              </w:rPr>
-              <w:t>-</w:t>
+                <w:rFonts w:ascii="Microsoft YaHei" w:eastAsia="Microsoft YaHei" w:hAnsi="Microsoft YaHei" w:cs="Arial"/>
+                <w:b/>
+                <w:bCs/>
+                <w:color w:val="auto"/>
+                <w:sz w:val="18"/>
+                <w:szCs w:val="18"/>
+                <w:lang w:eastAsia="en-AU"/>
+              </w:rPr>
+              <w:drawing>
+                <wp:inline distT="0" distB="0" distL="0" distR="0" wp14:anchorId="652E4AE5" wp14:editId="3BFC3199">
+                  <wp:extent cx="4636135" cy="1593850"/>
+                  <wp:effectExtent l="0" t="0" r="0" b="6350"/>
+                  <wp:docPr id="6" name="Рисунок 6"/>
+                  <wp:cNvGraphicFramePr>
+                    <a:graphicFrameLocks xmlns:a="http://schemas.openxmlformats.org/drawingml/2006/main" noChangeAspect="1"/>
+                  </wp:cNvGraphicFramePr>
+                  <a:graphic xmlns:a="http://schemas.openxmlformats.org/drawingml/2006/main">
+                    <a:graphicData uri="http://schemas.openxmlformats.org/drawingml/2006/picture">
+                      <pic:pic xmlns:pic="http://schemas.openxmlformats.org/drawingml/2006/picture">
+                        <pic:nvPicPr>
+                          <pic:cNvPr id="1" name=""/>
+                          <pic:cNvPicPr/>
+                        </pic:nvPicPr>
+                        <pic:blipFill>
+                          <a:blip r:embed="rId12"/>
+                          <a:stretch>
+                            <a:fillRect/>
+                          </a:stretch>
+                        </pic:blipFill>
+                        <pic:spPr>
+                          <a:xfrm>
+                            <a:off x="0" y="0"/>
+                            <a:ext cx="4636135" cy="1593850"/>
+                          </a:xfrm>
+                          <a:prstGeom prst="rect">
+                            <a:avLst/>
+                          </a:prstGeom>
+                        </pic:spPr>
+                      </pic:pic>
+                    </a:graphicData>
+                  </a:graphic>
+                </wp:inline>
+              </w:drawing>
             </w:r>
           </w:p>
         </w:tc>
@@ -13752,7 +14379,51 @@
                 <w:szCs w:val="18"/>
                 <w:lang w:eastAsia="en-AU"/>
               </w:rPr>
-              <w:t>-</w:t>
+              <w:t>В поле с результатом появ</w:t>
+            </w:r>
+            <w:r>
+              <w:rPr>
+                <w:rFonts w:ascii="Microsoft YaHei" w:eastAsia="Microsoft YaHei" w:hAnsi="Microsoft YaHei" w:cs="Arial"/>
+                <w:b/>
+                <w:bCs/>
+                <w:sz w:val="18"/>
+                <w:szCs w:val="18"/>
+                <w:lang w:eastAsia="en-AU"/>
+              </w:rPr>
+              <w:t>ился</w:t>
+            </w:r>
+            <w:r>
+              <w:rPr>
+                <w:rFonts w:ascii="Microsoft YaHei" w:eastAsia="Microsoft YaHei" w:hAnsi="Microsoft YaHei" w:cs="Arial"/>
+                <w:b/>
+                <w:bCs/>
+                <w:sz w:val="18"/>
+                <w:szCs w:val="18"/>
+                <w:lang w:eastAsia="en-AU"/>
+              </w:rPr>
+              <w:t xml:space="preserve"> текст об ошибке: «</w:t>
+            </w:r>
+            <w:r>
+              <w:rPr>
+                <w:rFonts w:ascii="Microsoft YaHei" w:eastAsia="Microsoft YaHei" w:hAnsi="Microsoft YaHei" w:cs="Arial"/>
+                <w:b/>
+                <w:bCs/>
+                <w:sz w:val="18"/>
+                <w:szCs w:val="18"/>
+                <w:lang w:eastAsia="en-AU"/>
+              </w:rPr>
+              <w:t>Текст должен содержать только русские буквы</w:t>
+            </w:r>
+            <w:r>
+              <w:rPr>
+                <w:rFonts w:ascii="Microsoft YaHei" w:eastAsia="Microsoft YaHei" w:hAnsi="Microsoft YaHei" w:cs="Arial"/>
+                <w:b/>
+                <w:bCs/>
+                <w:sz w:val="18"/>
+                <w:szCs w:val="18"/>
+                <w:lang w:eastAsia="en-AU"/>
+              </w:rPr>
+              <w:t>»</w:t>
             </w:r>
           </w:p>
         </w:tc>
@@ -13832,6 +14503,7 @@
                 <w:lang w:val="en-AU" w:eastAsia="en-AU"/>
               </w:rPr>
             </w:pPr>
+            <w:proofErr w:type="spellStart"/>
             <w:r>
               <w:rPr>
                 <w:rFonts w:ascii="Microsoft YaHei" w:eastAsia="Microsoft YaHei" w:hAnsi="Microsoft YaHei" w:cs="Arial" w:hint="eastAsia"/>
@@ -13841,8 +14513,9 @@
                 <w:szCs w:val="18"/>
                 <w:lang w:val="en-AU" w:eastAsia="en-AU"/>
               </w:rPr>
-              <w:t>-</w:t>
-            </w:r>
+              <w:t>Успешно</w:t>
+            </w:r>
+            <w:proofErr w:type="spellEnd"/>
           </w:p>
         </w:tc>
       </w:tr>
@@ -14178,12 +14851,47 @@
             </w:pPr>
             <w:r>
               <w:rPr>
-                <w:rFonts w:ascii="Microsoft YaHei" w:eastAsia="Microsoft YaHei" w:hAnsi="Microsoft YaHei" w:cs="Arial" w:hint="eastAsia"/>
-                <w:sz w:val="18"/>
-                <w:szCs w:val="18"/>
-                <w:lang w:eastAsia="en-AU"/>
-              </w:rPr>
-              <w:t>-</w:t>
+                <w:rFonts w:ascii="Microsoft YaHei" w:eastAsia="Microsoft YaHei" w:hAnsi="Microsoft YaHei" w:cs="Arial"/>
+                <w:color w:val="auto"/>
+                <w:sz w:val="18"/>
+                <w:szCs w:val="18"/>
+                <w:lang w:eastAsia="en-AU"/>
+              </w:rPr>
+              <w:drawing>
+                <wp:inline distT="0" distB="0" distL="0" distR="0" wp14:anchorId="0332BAD0" wp14:editId="4C357E13">
+                  <wp:extent cx="4636135" cy="1591945"/>
+                  <wp:effectExtent l="0" t="0" r="0" b="8255"/>
+                  <wp:docPr id="7" name="Рисунок 7"/>
+                  <wp:cNvGraphicFramePr>
+                    <a:graphicFrameLocks xmlns:a="http://schemas.openxmlformats.org/drawingml/2006/main" noChangeAspect="1"/>
+                  </wp:cNvGraphicFramePr>
+                  <a:graphic xmlns:a="http://schemas.openxmlformats.org/drawingml/2006/main">
+                    <a:graphicData uri="http://schemas.openxmlformats.org/drawingml/2006/picture">
+                      <pic:pic xmlns:pic="http://schemas.openxmlformats.org/drawingml/2006/picture">
+                        <pic:nvPicPr>
+                          <pic:cNvPr id="1" name=""/>
+                          <pic:cNvPicPr/>
+                        </pic:nvPicPr>
+                        <pic:blipFill>
+                          <a:blip r:embed="rId13"/>
+                          <a:stretch>
+                            <a:fillRect/>
+                          </a:stretch>
+                        </pic:blipFill>
+                        <pic:spPr>
+                          <a:xfrm>
+                            <a:off x="0" y="0"/>
+                            <a:ext cx="4636135" cy="1591945"/>
+                          </a:xfrm>
+                          <a:prstGeom prst="rect">
+                            <a:avLst/>
+                          </a:prstGeom>
+                        </pic:spPr>
+                      </pic:pic>
+                    </a:graphicData>
+                  </a:graphic>
+                </wp:inline>
+              </w:drawing>
             </w:r>
           </w:p>
         </w:tc>
@@ -15768,7 +16476,7 @@
                 <w:szCs w:val="18"/>
                 <w:lang w:eastAsia="en-AU"/>
               </w:rPr>
-              <w:t>-</w:t>
+              <w:t>Система отобразила «ШАЩ»</w:t>
             </w:r>
           </w:p>
         </w:tc>
@@ -15848,6 +16556,7 @@
                 <w:lang w:val="en-AU" w:eastAsia="en-AU"/>
               </w:rPr>
             </w:pPr>
+            <w:proofErr w:type="spellStart"/>
             <w:r>
               <w:rPr>
                 <w:rFonts w:ascii="Microsoft YaHei" w:eastAsia="Microsoft YaHei" w:hAnsi="Microsoft YaHei" w:cs="Arial" w:hint="eastAsia"/>
@@ -15857,8 +16566,9 @@
                 <w:szCs w:val="18"/>
                 <w:lang w:val="en-AU" w:eastAsia="en-AU"/>
               </w:rPr>
-              <w:t>-</w:t>
-            </w:r>
+              <w:t>Успешно</w:t>
+            </w:r>
+            <w:proofErr w:type="spellEnd"/>
           </w:p>
         </w:tc>
       </w:tr>
@@ -16180,12 +16890,47 @@
             </w:pPr>
             <w:r>
               <w:rPr>
-                <w:rFonts w:ascii="Microsoft YaHei" w:eastAsia="Microsoft YaHei" w:hAnsi="Microsoft YaHei" w:cs="Arial" w:hint="eastAsia"/>
-                <w:sz w:val="18"/>
-                <w:szCs w:val="18"/>
-                <w:lang w:eastAsia="en-AU"/>
-              </w:rPr>
-              <w:t>-</w:t>
+                <w:rFonts w:ascii="Microsoft YaHei" w:eastAsia="Microsoft YaHei" w:hAnsi="Microsoft YaHei" w:cs="Arial"/>
+                <w:color w:val="auto"/>
+                <w:sz w:val="18"/>
+                <w:szCs w:val="18"/>
+                <w:lang w:eastAsia="en-AU"/>
+              </w:rPr>
+              <w:drawing>
+                <wp:inline distT="0" distB="0" distL="0" distR="0" wp14:anchorId="46800867" wp14:editId="38CF2618">
+                  <wp:extent cx="4636135" cy="1856105"/>
+                  <wp:effectExtent l="0" t="0" r="0" b="0"/>
+                  <wp:docPr id="8" name="Рисунок 8"/>
+                  <wp:cNvGraphicFramePr>
+                    <a:graphicFrameLocks xmlns:a="http://schemas.openxmlformats.org/drawingml/2006/main" noChangeAspect="1"/>
+                  </wp:cNvGraphicFramePr>
+                  <a:graphic xmlns:a="http://schemas.openxmlformats.org/drawingml/2006/main">
+                    <a:graphicData uri="http://schemas.openxmlformats.org/drawingml/2006/picture">
+                      <pic:pic xmlns:pic="http://schemas.openxmlformats.org/drawingml/2006/picture">
+                        <pic:nvPicPr>
+                          <pic:cNvPr id="1" name=""/>
+                          <pic:cNvPicPr/>
+                        </pic:nvPicPr>
+                        <pic:blipFill>
+                          <a:blip r:embed="rId14"/>
+                          <a:stretch>
+                            <a:fillRect/>
+                          </a:stretch>
+                        </pic:blipFill>
+                        <pic:spPr>
+                          <a:xfrm>
+                            <a:off x="0" y="0"/>
+                            <a:ext cx="4636135" cy="1856105"/>
+                          </a:xfrm>
+                          <a:prstGeom prst="rect">
+                            <a:avLst/>
+                          </a:prstGeom>
+                        </pic:spPr>
+                      </pic:pic>
+                    </a:graphicData>
+                  </a:graphic>
+                </wp:inline>
+              </w:drawing>
             </w:r>
           </w:p>
         </w:tc>
@@ -17857,7 +18602,7 @@
                 <w:szCs w:val="18"/>
                 <w:lang w:eastAsia="en-AU"/>
               </w:rPr>
-              <w:t>-</w:t>
+              <w:t>Изначальный текст соответствует полученному</w:t>
             </w:r>
           </w:p>
         </w:tc>
@@ -17937,6 +18682,7 @@
                 <w:lang w:val="en-AU" w:eastAsia="en-AU"/>
               </w:rPr>
             </w:pPr>
+            <w:proofErr w:type="spellStart"/>
             <w:r>
               <w:rPr>
                 <w:rFonts w:ascii="Microsoft YaHei" w:eastAsia="Microsoft YaHei" w:hAnsi="Microsoft YaHei" w:cs="Arial" w:hint="eastAsia"/>
@@ -17946,8 +18692,9 @@
                 <w:szCs w:val="18"/>
                 <w:lang w:val="en-AU" w:eastAsia="en-AU"/>
               </w:rPr>
-              <w:t>-</w:t>
-            </w:r>
+              <w:t>Успешно</w:t>
+            </w:r>
+            <w:proofErr w:type="spellEnd"/>
           </w:p>
         </w:tc>
       </w:tr>
@@ -18295,14 +19042,109 @@
             </w:pPr>
             <w:r>
               <w:rPr>
-                <w:rFonts w:ascii="Microsoft YaHei" w:eastAsia="Microsoft YaHei" w:hAnsi="Microsoft YaHei" w:cs="Arial" w:hint="eastAsia"/>
-                <w:b/>
-                <w:bCs/>
-                <w:sz w:val="18"/>
-                <w:szCs w:val="18"/>
-                <w:lang w:eastAsia="en-AU"/>
-              </w:rPr>
-              <w:t>-</w:t>
+                <w:rFonts w:ascii="Microsoft YaHei" w:eastAsia="Microsoft YaHei" w:hAnsi="Microsoft YaHei" w:cs="Arial"/>
+                <w:b/>
+                <w:bCs/>
+                <w:color w:val="auto"/>
+                <w:sz w:val="18"/>
+                <w:szCs w:val="18"/>
+                <w:lang w:eastAsia="en-AU"/>
+              </w:rPr>
+              <w:drawing>
+                <wp:inline distT="0" distB="0" distL="0" distR="0" wp14:anchorId="10CCE0F2" wp14:editId="1EDE6567">
+                  <wp:extent cx="4636135" cy="1662430"/>
+                  <wp:effectExtent l="0" t="0" r="0" b="0"/>
+                  <wp:docPr id="9" name="Рисунок 9"/>
+                  <wp:cNvGraphicFramePr>
+                    <a:graphicFrameLocks xmlns:a="http://schemas.openxmlformats.org/drawingml/2006/main" noChangeAspect="1"/>
+                  </wp:cNvGraphicFramePr>
+                  <a:graphic xmlns:a="http://schemas.openxmlformats.org/drawingml/2006/main">
+                    <a:graphicData uri="http://schemas.openxmlformats.org/drawingml/2006/picture">
+                      <pic:pic xmlns:pic="http://schemas.openxmlformats.org/drawingml/2006/picture">
+                        <pic:nvPicPr>
+                          <pic:cNvPr id="1" name=""/>
+                          <pic:cNvPicPr/>
+                        </pic:nvPicPr>
+                        <pic:blipFill>
+                          <a:blip r:embed="rId15"/>
+                          <a:stretch>
+                            <a:fillRect/>
+                          </a:stretch>
+                        </pic:blipFill>
+                        <pic:spPr>
+                          <a:xfrm>
+                            <a:off x="0" y="0"/>
+                            <a:ext cx="4636135" cy="1662430"/>
+                          </a:xfrm>
+                          <a:prstGeom prst="rect">
+                            <a:avLst/>
+                          </a:prstGeom>
+                        </pic:spPr>
+                      </pic:pic>
+                    </a:graphicData>
+                  </a:graphic>
+                </wp:inline>
+              </w:drawing>
+            </w:r>
+          </w:p>
+          <w:p>
+            <w:pPr>
+              <w:spacing w:after="0" w:line="240" w:lineRule="auto"/>
+              <w:rPr>
+                <w:rFonts w:ascii="Microsoft YaHei" w:eastAsia="Microsoft YaHei" w:hAnsi="Microsoft YaHei" w:cs="Arial"/>
+                <w:b/>
+                <w:bCs/>
+                <w:color w:val="auto"/>
+                <w:sz w:val="18"/>
+                <w:szCs w:val="18"/>
+                <w:lang w:eastAsia="en-AU"/>
+              </w:rPr>
+            </w:pPr>
+            <w:r>
+              <w:rPr>
+                <w:rFonts w:ascii="Microsoft YaHei" w:eastAsia="Microsoft YaHei" w:hAnsi="Microsoft YaHei" w:cs="Arial"/>
+                <w:b/>
+                <w:bCs/>
+                <w:color w:val="auto"/>
+                <w:sz w:val="18"/>
+                <w:szCs w:val="18"/>
+                <w:lang w:eastAsia="en-AU"/>
+              </w:rPr>
+              <w:drawing>
+                <wp:inline distT="0" distB="0" distL="0" distR="0" wp14:anchorId="4D14740E" wp14:editId="24B524B7">
+                  <wp:extent cx="4636135" cy="1620520"/>
+                  <wp:effectExtent l="0" t="0" r="0" b="0"/>
+                  <wp:docPr id="10" name="Рисунок 10"/>
+                  <wp:cNvGraphicFramePr>
+                    <a:graphicFrameLocks xmlns:a="http://schemas.openxmlformats.org/drawingml/2006/main" noChangeAspect="1"/>
+                  </wp:cNvGraphicFramePr>
+                  <a:graphic xmlns:a="http://schemas.openxmlformats.org/drawingml/2006/main">
+                    <a:graphicData uri="http://schemas.openxmlformats.org/drawingml/2006/picture">
+                      <pic:pic xmlns:pic="http://schemas.openxmlformats.org/drawingml/2006/picture">
+                        <pic:nvPicPr>
+                          <pic:cNvPr id="1" name=""/>
+                          <pic:cNvPicPr/>
+                        </pic:nvPicPr>
+                        <pic:blipFill>
+                          <a:blip r:embed="rId16"/>
+                          <a:stretch>
+                            <a:fillRect/>
+                          </a:stretch>
+                        </pic:blipFill>
+                        <pic:spPr>
+                          <a:xfrm>
+                            <a:off x="0" y="0"/>
+                            <a:ext cx="4636135" cy="1620520"/>
+                          </a:xfrm>
+                          <a:prstGeom prst="rect">
+                            <a:avLst/>
+                          </a:prstGeom>
+                        </pic:spPr>
+                      </pic:pic>
+                    </a:graphicData>
+                  </a:graphic>
+                </wp:inline>
+              </w:drawing>
             </w:r>
           </w:p>
         </w:tc>
@@ -20041,7 +20883,7 @@
                 <w:szCs w:val="18"/>
                 <w:lang w:eastAsia="en-AU"/>
               </w:rPr>
-              <w:t>-</w:t>
+              <w:t>Система отобразила «ББОЩЬУ»</w:t>
             </w:r>
           </w:p>
         </w:tc>
@@ -20121,6 +20963,7 @@
                 <w:lang w:val="en-AU" w:eastAsia="en-AU"/>
               </w:rPr>
             </w:pPr>
+            <w:proofErr w:type="spellStart"/>
             <w:r>
               <w:rPr>
                 <w:rFonts w:ascii="Microsoft YaHei" w:eastAsia="Microsoft YaHei" w:hAnsi="Microsoft YaHei" w:cs="Arial" w:hint="eastAsia"/>
@@ -20130,8 +20973,9 @@
                 <w:szCs w:val="18"/>
                 <w:lang w:val="en-AU" w:eastAsia="en-AU"/>
               </w:rPr>
-              <w:t>-</w:t>
-            </w:r>
+              <w:t>Успешно</w:t>
+            </w:r>
+            <w:proofErr w:type="spellEnd"/>
           </w:p>
         </w:tc>
       </w:tr>
@@ -20453,12 +21297,47 @@
             </w:pPr>
             <w:r>
               <w:rPr>
-                <w:rFonts w:ascii="Microsoft YaHei" w:eastAsia="Microsoft YaHei" w:hAnsi="Microsoft YaHei" w:cs="Arial" w:hint="eastAsia"/>
-                <w:sz w:val="18"/>
-                <w:szCs w:val="18"/>
-                <w:lang w:eastAsia="en-AU"/>
-              </w:rPr>
-              <w:t>-</w:t>
+                <w:rFonts w:ascii="Microsoft YaHei" w:eastAsia="Microsoft YaHei" w:hAnsi="Microsoft YaHei" w:cs="Arial"/>
+                <w:color w:val="auto"/>
+                <w:sz w:val="18"/>
+                <w:szCs w:val="18"/>
+                <w:lang w:eastAsia="en-AU"/>
+              </w:rPr>
+              <w:drawing>
+                <wp:inline distT="0" distB="0" distL="0" distR="0" wp14:anchorId="5495166B" wp14:editId="7689F4A3">
+                  <wp:extent cx="4636135" cy="1711960"/>
+                  <wp:effectExtent l="0" t="0" r="0" b="2540"/>
+                  <wp:docPr id="11" name="Рисунок 11"/>
+                  <wp:cNvGraphicFramePr>
+                    <a:graphicFrameLocks xmlns:a="http://schemas.openxmlformats.org/drawingml/2006/main" noChangeAspect="1"/>
+                  </wp:cNvGraphicFramePr>
+                  <a:graphic xmlns:a="http://schemas.openxmlformats.org/drawingml/2006/main">
+                    <a:graphicData uri="http://schemas.openxmlformats.org/drawingml/2006/picture">
+                      <pic:pic xmlns:pic="http://schemas.openxmlformats.org/drawingml/2006/picture">
+                        <pic:nvPicPr>
+                          <pic:cNvPr id="1" name=""/>
+                          <pic:cNvPicPr/>
+                        </pic:nvPicPr>
+                        <pic:blipFill>
+                          <a:blip r:embed="rId17"/>
+                          <a:stretch>
+                            <a:fillRect/>
+                          </a:stretch>
+                        </pic:blipFill>
+                        <pic:spPr>
+                          <a:xfrm>
+                            <a:off x="0" y="0"/>
+                            <a:ext cx="4636135" cy="1711960"/>
+                          </a:xfrm>
+                          <a:prstGeom prst="rect">
+                            <a:avLst/>
+                          </a:prstGeom>
+                        </pic:spPr>
+                      </pic:pic>
+                    </a:graphicData>
+                  </a:graphic>
+                </wp:inline>
+              </w:drawing>
             </w:r>
           </w:p>
         </w:tc>
@@ -21976,7 +22855,7 @@
                 <w:szCs w:val="18"/>
                 <w:lang w:eastAsia="en-AU"/>
               </w:rPr>
-              <w:t>-</w:t>
+              <w:t>Система отобразила «ВЭЭЙТА»</w:t>
             </w:r>
           </w:p>
         </w:tc>
@@ -22056,6 +22935,7 @@
                 <w:lang w:val="en-AU" w:eastAsia="en-AU"/>
               </w:rPr>
             </w:pPr>
+            <w:proofErr w:type="spellStart"/>
             <w:r>
               <w:rPr>
                 <w:rFonts w:ascii="Microsoft YaHei" w:eastAsia="Microsoft YaHei" w:hAnsi="Microsoft YaHei" w:cs="Arial" w:hint="eastAsia"/>
@@ -22065,8 +22945,9 @@
                 <w:szCs w:val="18"/>
                 <w:lang w:val="en-AU" w:eastAsia="en-AU"/>
               </w:rPr>
-              <w:t>-</w:t>
-            </w:r>
+              <w:t>Успешно</w:t>
+            </w:r>
+            <w:proofErr w:type="spellEnd"/>
           </w:p>
         </w:tc>
       </w:tr>
@@ -22399,12 +23280,47 @@
             </w:pPr>
             <w:r>
               <w:rPr>
-                <w:rFonts w:ascii="Microsoft YaHei" w:eastAsia="Microsoft YaHei" w:hAnsi="Microsoft YaHei" w:cs="Arial" w:hint="eastAsia"/>
-                <w:sz w:val="18"/>
-                <w:szCs w:val="18"/>
-                <w:lang w:eastAsia="en-AU"/>
-              </w:rPr>
-              <w:t>-</w:t>
+                <w:rFonts w:ascii="Microsoft YaHei" w:eastAsia="Microsoft YaHei" w:hAnsi="Microsoft YaHei" w:cs="Arial"/>
+                <w:color w:val="auto"/>
+                <w:sz w:val="18"/>
+                <w:szCs w:val="18"/>
+                <w:lang w:eastAsia="en-AU"/>
+              </w:rPr>
+              <w:drawing>
+                <wp:inline distT="0" distB="0" distL="0" distR="0" wp14:anchorId="57DFC6E8" wp14:editId="3EDE84B4">
+                  <wp:extent cx="4636135" cy="1594485"/>
+                  <wp:effectExtent l="0" t="0" r="0" b="5715"/>
+                  <wp:docPr id="12" name="Рисунок 12"/>
+                  <wp:cNvGraphicFramePr>
+                    <a:graphicFrameLocks xmlns:a="http://schemas.openxmlformats.org/drawingml/2006/main" noChangeAspect="1"/>
+                  </wp:cNvGraphicFramePr>
+                  <a:graphic xmlns:a="http://schemas.openxmlformats.org/drawingml/2006/main">
+                    <a:graphicData uri="http://schemas.openxmlformats.org/drawingml/2006/picture">
+                      <pic:pic xmlns:pic="http://schemas.openxmlformats.org/drawingml/2006/picture">
+                        <pic:nvPicPr>
+                          <pic:cNvPr id="1" name=""/>
+                          <pic:cNvPicPr/>
+                        </pic:nvPicPr>
+                        <pic:blipFill>
+                          <a:blip r:embed="rId18"/>
+                          <a:stretch>
+                            <a:fillRect/>
+                          </a:stretch>
+                        </pic:blipFill>
+                        <pic:spPr>
+                          <a:xfrm>
+                            <a:off x="0" y="0"/>
+                            <a:ext cx="4636135" cy="1594485"/>
+                          </a:xfrm>
+                          <a:prstGeom prst="rect">
+                            <a:avLst/>
+                          </a:prstGeom>
+                        </pic:spPr>
+                      </pic:pic>
+                    </a:graphicData>
+                  </a:graphic>
+                </wp:inline>
+              </w:drawing>
             </w:r>
           </w:p>
         </w:tc>
@@ -23432,7 +24348,7 @@
                 <w:szCs w:val="18"/>
                 <w:lang w:eastAsia="en-AU"/>
               </w:rPr>
-              <w:t>Любые</w:t>
+              <w:t>Текст</w:t>
             </w:r>
             <w:proofErr w:type="spellEnd"/>
             <w:r>
@@ -23455,7 +24371,7 @@
                 <w:szCs w:val="18"/>
                 <w:lang w:eastAsia="en-AU"/>
               </w:rPr>
-              <w:t>некорректные данные</w:t>
+              <w:t>«ПРИВЕТ», пустая матрица</w:t>
             </w:r>
           </w:p>
         </w:tc>
@@ -23721,7 +24637,40 @@
                 <w:szCs w:val="18"/>
                 <w:lang w:eastAsia="en-AU"/>
               </w:rPr>
+              <w:t xml:space="preserve">Программа имеет подсказки, валидацию полей ввода и проверку на </w:t>
+            </w:r>
+            <w:r>
+              <w:rPr>
+                <w:rFonts w:ascii="Microsoft YaHei" w:eastAsia="Microsoft YaHei" w:hAnsi="Microsoft YaHei" w:cs="Arial"/>
+                <w:b/>
+                <w:bCs/>
+                <w:sz w:val="18"/>
+                <w:szCs w:val="18"/>
+                <w:lang w:val="en-US" w:eastAsia="en-AU"/>
+              </w:rPr>
+              <w:t>null</w:t>
+            </w:r>
+            <w:r>
+              <w:rPr>
+                <w:rFonts w:ascii="Microsoft YaHei" w:eastAsia="Microsoft YaHei" w:hAnsi="Microsoft YaHei" w:cs="Arial"/>
+                <w:b/>
+                <w:bCs/>
+                <w:sz w:val="18"/>
+                <w:szCs w:val="18"/>
+                <w:lang w:eastAsia="en-AU"/>
+              </w:rPr>
               <w:t>-</w:t>
+            </w:r>
+            <w:r>
+              <w:rPr>
+                <w:rFonts w:ascii="Microsoft YaHei" w:eastAsia="Microsoft YaHei" w:hAnsi="Microsoft YaHei" w:cs="Arial"/>
+                <w:b/>
+                <w:bCs/>
+                <w:sz w:val="18"/>
+                <w:szCs w:val="18"/>
+                <w:lang w:eastAsia="en-AU"/>
+              </w:rPr>
+              <w:t>значения</w:t>
             </w:r>
           </w:p>
         </w:tc>
@@ -23801,6 +24750,7 @@
                 <w:lang w:val="en-AU" w:eastAsia="en-AU"/>
               </w:rPr>
             </w:pPr>
+            <w:proofErr w:type="spellStart"/>
             <w:r>
               <w:rPr>
                 <w:rFonts w:ascii="Microsoft YaHei" w:eastAsia="Microsoft YaHei" w:hAnsi="Microsoft YaHei" w:cs="Arial" w:hint="eastAsia"/>
@@ -23810,8 +24760,9 @@
                 <w:szCs w:val="18"/>
                 <w:lang w:val="en-AU" w:eastAsia="en-AU"/>
               </w:rPr>
-              <w:t>-</w:t>
-            </w:r>
+              <w:t>Успешно</w:t>
+            </w:r>
+            <w:proofErr w:type="spellEnd"/>
           </w:p>
         </w:tc>
       </w:tr>
@@ -24014,18 +24965,7 @@
                 <w:szCs w:val="18"/>
                 <w:lang w:eastAsia="en-AU"/>
               </w:rPr>
-              <w:t>В поле с результатом появляется текст об ошибке</w:t>
-            </w:r>
-            <w:r>
-              <w:rPr>
-                <w:rFonts w:ascii="Microsoft YaHei" w:eastAsia="Microsoft YaHei" w:hAnsi="Microsoft YaHei" w:cs="Arial"/>
-                <w:b/>
-                <w:bCs/>
-                <w:sz w:val="18"/>
-                <w:szCs w:val="18"/>
-                <w:lang w:eastAsia="en-AU"/>
-              </w:rPr>
-              <w:t>: «</w:t>
+              <w:t>В поле с результатом появляется текст об ошибке: «</w:t>
             </w:r>
             <w:r>
               <w:rPr>
@@ -24155,14 +25095,135 @@
             </w:pPr>
             <w:r>
               <w:rPr>
-                <w:rFonts w:ascii="Microsoft YaHei" w:eastAsia="Microsoft YaHei" w:hAnsi="Microsoft YaHei" w:cs="Arial" w:hint="eastAsia"/>
-                <w:b/>
-                <w:bCs/>
-                <w:sz w:val="18"/>
-                <w:szCs w:val="18"/>
-                <w:lang w:eastAsia="en-AU"/>
-              </w:rPr>
-              <w:t>-</w:t>
+                <w:rFonts w:ascii="Microsoft YaHei" w:eastAsia="Microsoft YaHei" w:hAnsi="Microsoft YaHei" w:cs="Arial"/>
+                <w:b/>
+                <w:bCs/>
+                <w:color w:val="auto"/>
+                <w:sz w:val="18"/>
+                <w:szCs w:val="18"/>
+                <w:lang w:eastAsia="en-AU"/>
+              </w:rPr>
+              <w:drawing>
+                <wp:inline distT="0" distB="0" distL="0" distR="0" wp14:anchorId="0CE10CDC" wp14:editId="30B71C74">
+                  <wp:extent cx="4636135" cy="1616075"/>
+                  <wp:effectExtent l="0" t="0" r="0" b="3175"/>
+                  <wp:docPr id="13" name="Рисунок 13"/>
+                  <wp:cNvGraphicFramePr>
+                    <a:graphicFrameLocks xmlns:a="http://schemas.openxmlformats.org/drawingml/2006/main" noChangeAspect="1"/>
+                  </wp:cNvGraphicFramePr>
+                  <a:graphic xmlns:a="http://schemas.openxmlformats.org/drawingml/2006/main">
+                    <a:graphicData uri="http://schemas.openxmlformats.org/drawingml/2006/picture">
+                      <pic:pic xmlns:pic="http://schemas.openxmlformats.org/drawingml/2006/picture">
+                        <pic:nvPicPr>
+                          <pic:cNvPr id="1" name=""/>
+                          <pic:cNvPicPr/>
+                        </pic:nvPicPr>
+                        <pic:blipFill>
+                          <a:blip r:embed="rId19"/>
+                          <a:stretch>
+                            <a:fillRect/>
+                          </a:stretch>
+                        </pic:blipFill>
+                        <pic:spPr>
+                          <a:xfrm>
+                            <a:off x="0" y="0"/>
+                            <a:ext cx="4636135" cy="1616075"/>
+                          </a:xfrm>
+                          <a:prstGeom prst="rect">
+                            <a:avLst/>
+                          </a:prstGeom>
+                        </pic:spPr>
+                      </pic:pic>
+                    </a:graphicData>
+                  </a:graphic>
+                </wp:inline>
+              </w:drawing>
+            </w:r>
+          </w:p>
+          <w:p>
+            <w:pPr>
+              <w:spacing w:after="0" w:line="240" w:lineRule="auto"/>
+              <w:rPr>
+                <w:rFonts w:ascii="Microsoft YaHei" w:eastAsia="Microsoft YaHei" w:hAnsi="Microsoft YaHei" w:cs="Arial"/>
+                <w:b/>
+                <w:bCs/>
+                <w:color w:val="auto"/>
+                <w:sz w:val="18"/>
+                <w:szCs w:val="18"/>
+                <w:lang w:eastAsia="en-AU"/>
+              </w:rPr>
+            </w:pPr>
+            <w:r>
+              <w:rPr>
+                <w:rFonts w:ascii="Microsoft YaHei" w:eastAsia="Microsoft YaHei" w:hAnsi="Microsoft YaHei" w:cs="Arial"/>
+                <w:b/>
+                <w:bCs/>
+                <w:color w:val="auto"/>
+                <w:sz w:val="18"/>
+                <w:szCs w:val="18"/>
+                <w:lang w:eastAsia="en-AU"/>
+              </w:rPr>
+              <w:t>Также подсказки есть в каждом из полей матрицы, например:</w:t>
+            </w:r>
+          </w:p>
+          <w:p>
+            <w:pPr>
+              <w:spacing w:after="0" w:line="240" w:lineRule="auto"/>
+              <w:rPr>
+                <w:rFonts w:ascii="Microsoft YaHei" w:eastAsia="Microsoft YaHei" w:hAnsi="Microsoft YaHei" w:cs="Arial"/>
+                <w:b/>
+                <w:bCs/>
+                <w:color w:val="auto"/>
+                <w:sz w:val="18"/>
+                <w:szCs w:val="18"/>
+                <w:lang w:eastAsia="en-AU"/>
+              </w:rPr>
+            </w:pPr>
+            <w:r>
+              <w:rPr>
+                <w:rFonts w:ascii="Microsoft YaHei" w:eastAsia="Microsoft YaHei" w:hAnsi="Microsoft YaHei" w:cs="Arial"/>
+                <w:b/>
+                <w:bCs/>
+                <w:color w:val="auto"/>
+                <w:sz w:val="18"/>
+                <w:szCs w:val="18"/>
+                <w:lang w:eastAsia="en-AU"/>
+              </w:rPr>
+              <w:drawing>
+                <wp:inline distT="0" distB="0" distL="0" distR="0" wp14:anchorId="1948FAAE" wp14:editId="1FC59578">
+                  <wp:extent cx="1438476" cy="1171739"/>
+                  <wp:effectExtent l="0" t="0" r="9525" b="9525"/>
+                  <wp:docPr id="14" name="Рисунок 14"/>
+                  <wp:cNvGraphicFramePr>
+                    <a:graphicFrameLocks xmlns:a="http://schemas.openxmlformats.org/drawingml/2006/main" noChangeAspect="1"/>
+                  </wp:cNvGraphicFramePr>
+                  <a:graphic xmlns:a="http://schemas.openxmlformats.org/drawingml/2006/main">
+                    <a:graphicData uri="http://schemas.openxmlformats.org/drawingml/2006/picture">
+                      <pic:pic xmlns:pic="http://schemas.openxmlformats.org/drawingml/2006/picture">
+                        <pic:nvPicPr>
+                          <pic:cNvPr id="1" name=""/>
+                          <pic:cNvPicPr/>
+                        </pic:nvPicPr>
+                        <pic:blipFill>
+                          <a:blip r:embed="rId20"/>
+                          <a:stretch>
+                            <a:fillRect/>
+                          </a:stretch>
+                        </pic:blipFill>
+                        <pic:spPr>
+                          <a:xfrm>
+                            <a:off x="0" y="0"/>
+                            <a:ext cx="1438476" cy="1171739"/>
+                          </a:xfrm>
+                          <a:prstGeom prst="rect">
+                            <a:avLst/>
+                          </a:prstGeom>
+                        </pic:spPr>
+                      </pic:pic>
+                    </a:graphicData>
+                  </a:graphic>
+                </wp:inline>
+              </w:drawing>
             </w:r>
           </w:p>
         </w:tc>
@@ -24178,7 +25239,7 @@
       </w:pPr>
     </w:p>
     <w:sectPr>
-      <w:footerReference w:type="default" r:id="rId7"/>
+      <w:footerReference w:type="default" r:id="rId21"/>
       <w:pgSz w:w="11906" w:h="16838"/>
       <w:pgMar w:top="1134" w:right="850" w:bottom="1134" w:left="1701" w:header="709" w:footer="709" w:gutter="0"/>
       <w:cols w:space="708"/>
